--- a/w-Seminar_Citations.docx
+++ b/w-Seminar_Citations.docx
@@ -7,7 +7,7 @@
         <w:rPr>
           <w:lang w:val="en-GB"/>
         </w:rPr>
-        <w:id w:val="2009016403"/>
+        <w:id w:val="-624225857"/>
         <w:docPartObj>
           <w:docPartGallery w:val="Bibliographies"/>
           <w:docPartUnique/>
@@ -26,20 +26,17 @@
         <w:p>
           <w:pPr>
             <w:pStyle w:val="Heading1"/>
-            <w:rPr>
-              <w:rFonts w:hint="eastAsia"/>
-            </w:rPr>
           </w:pPr>
           <w:r>
             <w:rPr>
               <w:lang w:val="en-GB"/>
             </w:rPr>
-            <w:t>Bibliography</w:t>
+            <w:t>References</w:t>
           </w:r>
         </w:p>
         <w:sdt>
           <w:sdtPr>
-            <w:id w:val="111145805"/>
+            <w:id w:val="-573587230"/>
             <w:bibliography/>
           </w:sdtPr>
           <w:sdtContent>
@@ -89,10 +86,38 @@
             </w:p>
             <w:p>
               <w:pPr>
+                <w:pStyle w:val="Bibliography"/>
+                <w:ind w:left="720" w:hanging="720"/>
                 <w:rPr>
-                  <w:rFonts w:hint="eastAsia"/>
+                  <w:noProof/>
+                  <w:lang w:val="en-GB"/>
                 </w:rPr>
               </w:pPr>
+              <w:r>
+                <w:rPr>
+                  <w:noProof/>
+                  <w:lang w:val="en-GB"/>
+                </w:rPr>
+                <w:t xml:space="preserve">Zawischa, D. (n.d.). </w:t>
+              </w:r>
+              <w:r>
+                <w:rPr>
+                  <w:i/>
+                  <w:iCs/>
+                  <w:noProof/>
+                  <w:lang w:val="en-GB"/>
+                </w:rPr>
+                <w:t>Leibniz Universität Hannover: Optische Erscheinungen an Spinnennetzen</w:t>
+              </w:r>
+              <w:r>
+                <w:rPr>
+                  <w:noProof/>
+                  <w:lang w:val="en-GB"/>
+                </w:rPr>
+                <w:t>. Retrieved from Optische Erscheinungen an Spinnennetzen: https://www.itp.uni-hannover.de/fileadmin/itp/emeritus/zawischa/static_html/Spinnennetz.html</w:t>
+              </w:r>
+            </w:p>
+            <w:p>
               <w:r>
                 <w:rPr>
                   <w:b/>
@@ -105,6 +130,7 @@
         </w:sdt>
       </w:sdtContent>
     </w:sdt>
+    <w:p/>
     <w:p/>
     <w:sectPr>
       <w:pgSz w:w="11906" w:h="16838"/>
@@ -1360,6 +1386,23 @@
 </file>
 
 <file path=customXml/item1.xml><?xml version="1.0" encoding="utf-8"?>
+<p:properties xmlns:p="http://schemas.microsoft.com/office/2006/metadata/properties" xmlns:xsi="http://www.w3.org/2001/XMLSchema-instance" xmlns:pc="http://schemas.microsoft.com/office/infopath/2007/PartnerControls">
+  <documentManagement>
+    <_activity xmlns="58c21eab-1507-4c26-98e0-27e808da792a" xsi:nil="true"/>
+  </documentManagement>
+</p:properties>
+</file>
+
+<file path=customXml/item2.xml><?xml version="1.0" encoding="utf-8"?>
+<?mso-contentType ?>
+<FormTemplates xmlns="http://schemas.microsoft.com/sharepoint/v3/contenttype/forms">
+  <Display>DocumentLibraryForm</Display>
+  <Edit>DocumentLibraryForm</Edit>
+  <New>DocumentLibraryForm</New>
+</FormTemplates>
+</file>
+
+<file path=customXml/item3.xml><?xml version="1.0" encoding="utf-8"?>
 <ct:contentTypeSchema xmlns:ct="http://schemas.microsoft.com/office/2006/metadata/contentType" xmlns:ma="http://schemas.microsoft.com/office/2006/metadata/properties/metaAttributes" ct:_="" ma:_="" ma:contentTypeName="Dokument" ma:contentTypeID="0x0101009BED93659F598F43ABD007C70D796D29" ma:contentTypeVersion="13" ma:contentTypeDescription="Ein neues Dokument erstellen." ma:contentTypeScope="" ma:versionID="82dc12c82d263b90d4547f30b3f7681d">
   <xsd:schema xmlns:xsd="http://www.w3.org/2001/XMLSchema" xmlns:xs="http://www.w3.org/2001/XMLSchema" xmlns:p="http://schemas.microsoft.com/office/2006/metadata/properties" xmlns:ns3="58c21eab-1507-4c26-98e0-27e808da792a" targetNamespace="http://schemas.microsoft.com/office/2006/metadata/properties" ma:root="true" ma:fieldsID="b95989d28777eb72d6ce8558a3e861bb" ns3:_="">
     <xsd:import namespace="58c21eab-1507-4c26-98e0-27e808da792a"/>
@@ -1561,23 +1604,6 @@
 </ct:contentTypeSchema>
 </file>
 
-<file path=customXml/item2.xml><?xml version="1.0" encoding="utf-8"?>
-<?mso-contentType ?>
-<FormTemplates xmlns="http://schemas.microsoft.com/sharepoint/v3/contenttype/forms">
-  <Display>DocumentLibraryForm</Display>
-  <Edit>DocumentLibraryForm</Edit>
-  <New>DocumentLibraryForm</New>
-</FormTemplates>
-</file>
-
-<file path=customXml/item3.xml><?xml version="1.0" encoding="utf-8"?>
-<p:properties xmlns:p="http://schemas.microsoft.com/office/2006/metadata/properties" xmlns:xsi="http://www.w3.org/2001/XMLSchema-instance" xmlns:pc="http://schemas.microsoft.com/office/infopath/2007/PartnerControls">
-  <documentManagement>
-    <_activity xmlns="58c21eab-1507-4c26-98e0-27e808da792a" xsi:nil="true"/>
-  </documentManagement>
-</p:properties>
-</file>
-
 <file path=customXml/item4.xml><?xml version="1.0" encoding="utf-8"?>
 <b:Sources xmlns:b="http://schemas.openxmlformats.org/officeDocument/2006/bibliography" xmlns="http://schemas.openxmlformats.org/officeDocument/2006/bibliography" SelectedStyle="\APASixthEditionOfficeOnline.xsl" StyleName="APA" Version="6">
   <b:Source>
@@ -1601,10 +1627,47 @@
     </b:Author>
     <b:RefOrder>1</b:RefOrder>
   </b:Source>
+  <b:Source>
+    <b:Tag>Die</b:Tag>
+    <b:SourceType>InternetSite</b:SourceType>
+    <b:Guid>{B2E71489-BF77-4841-BA32-A81B711A9D1D}</b:Guid>
+    <b:Title>Leibniz Universität Hannover: Optische Erscheinungen an Spinnennetzen</b:Title>
+    <b:Author>
+      <b:Author>
+        <b:NameList>
+          <b:Person>
+            <b:Last>Zawischa</b:Last>
+            <b:First>Dietrich</b:First>
+          </b:Person>
+        </b:NameList>
+      </b:Author>
+    </b:Author>
+    <b:InternetSiteTitle>Optische Erscheinungen an Spinnennetzen</b:InternetSiteTitle>
+    <b:URL>https://www.itp.uni-hannover.de/fileadmin/itp/emeritus/zawischa/static_html/Spinnennetz.html</b:URL>
+    <b:RefOrder>2</b:RefOrder>
+  </b:Source>
 </b:Sources>
 </file>
 
 <file path=customXml/itemProps1.xml><?xml version="1.0" encoding="utf-8"?>
+<ds:datastoreItem xmlns:ds="http://schemas.openxmlformats.org/officeDocument/2006/customXml" ds:itemID="{9B40E1D9-6BA0-4FA3-B06F-0364CEB06DD9}">
+  <ds:schemaRefs>
+    <ds:schemaRef ds:uri="http://schemas.microsoft.com/office/2006/metadata/properties"/>
+    <ds:schemaRef ds:uri="http://schemas.microsoft.com/office/infopath/2007/PartnerControls"/>
+    <ds:schemaRef ds:uri="58c21eab-1507-4c26-98e0-27e808da792a"/>
+  </ds:schemaRefs>
+</ds:datastoreItem>
+</file>
+
+<file path=customXml/itemProps2.xml><?xml version="1.0" encoding="utf-8"?>
+<ds:datastoreItem xmlns:ds="http://schemas.openxmlformats.org/officeDocument/2006/customXml" ds:itemID="{77AF1715-A698-4481-878D-81907CA57154}">
+  <ds:schemaRefs>
+    <ds:schemaRef ds:uri="http://schemas.microsoft.com/sharepoint/v3/contenttype/forms"/>
+  </ds:schemaRefs>
+</ds:datastoreItem>
+</file>
+
+<file path=customXml/itemProps3.xml><?xml version="1.0" encoding="utf-8"?>
 <ds:datastoreItem xmlns:ds="http://schemas.openxmlformats.org/officeDocument/2006/customXml" ds:itemID="{000DE528-A89B-4D15-9E68-1BB102D0E228}">
   <ds:schemaRefs>
     <ds:schemaRef ds:uri="http://schemas.microsoft.com/office/2006/metadata/contentType"/>
@@ -1622,26 +1685,8 @@
 </ds:datastoreItem>
 </file>
 
-<file path=customXml/itemProps2.xml><?xml version="1.0" encoding="utf-8"?>
-<ds:datastoreItem xmlns:ds="http://schemas.openxmlformats.org/officeDocument/2006/customXml" ds:itemID="{77AF1715-A698-4481-878D-81907CA57154}">
-  <ds:schemaRefs>
-    <ds:schemaRef ds:uri="http://schemas.microsoft.com/sharepoint/v3/contenttype/forms"/>
-  </ds:schemaRefs>
-</ds:datastoreItem>
-</file>
-
-<file path=customXml/itemProps3.xml><?xml version="1.0" encoding="utf-8"?>
-<ds:datastoreItem xmlns:ds="http://schemas.openxmlformats.org/officeDocument/2006/customXml" ds:itemID="{9B40E1D9-6BA0-4FA3-B06F-0364CEB06DD9}">
-  <ds:schemaRefs>
-    <ds:schemaRef ds:uri="http://schemas.microsoft.com/office/2006/metadata/properties"/>
-    <ds:schemaRef ds:uri="http://schemas.microsoft.com/office/infopath/2007/PartnerControls"/>
-    <ds:schemaRef ds:uri="58c21eab-1507-4c26-98e0-27e808da792a"/>
-  </ds:schemaRefs>
-</ds:datastoreItem>
-</file>
-
 <file path=customXml/itemProps4.xml><?xml version="1.0" encoding="utf-8"?>
-<ds:datastoreItem xmlns:ds="http://schemas.openxmlformats.org/officeDocument/2006/customXml" ds:itemID="{91714B68-954E-4460-B4A7-1960FE863227}">
+<ds:datastoreItem xmlns:ds="http://schemas.openxmlformats.org/officeDocument/2006/customXml" ds:itemID="{1E74AB58-CE0C-448E-8BE6-F0FE83C445A9}">
   <ds:schemaRefs>
     <ds:schemaRef ds:uri="http://schemas.openxmlformats.org/officeDocument/2006/bibliography"/>
   </ds:schemaRefs>
